--- a/heat_accidents_mortality/output/manuscript/heat_crash_mortality_aap.docx
+++ b/heat_accidents_mortality/output/manuscript/heat_crash_mortality_aap.docx
@@ -51,7 +51,7 @@
         <w:spacing w:after="120" w:line="480" w:lineRule="auto"/>
       </w:pPr>
       <w:r>
-        <w:t>Heat waves are increasing under climate change and ambient heat drives mortality. Because driving continues in the heat, some fatal crashes may involve heat-related impairment or undiagnosed heat illness that is never recorded. We estimated the potential population-level traffic-crash mortality burden of such under-recognised heat effects in the USA and Japan. In this ecological time-series study we fitted quasi-Poisson distributed-lag models of the local seasonal temperature anomaly to state-day (USA) and prefecture-day (Japan) panels, adjusting for spatial, seasonal, long-term-trend and day-of-week terms. Data were the US Fatality Analysis Reporting System (2016-2022) and Japanese National Police Agency accident open data (2019-2024), linked to Global Historical Climatology Network-Daily (GHCN-Daily) temperature. In the USA (270,497 crash deaths) a +9°C anomaly raised same-day crash mortality (rate ratio [RR] 1.165 (95% CI 1.134-1.196)), unchanged after adjusting for national driving activity (RR 1.162). The excess was larger for open-air road users (motorcyclists 2.141, pedestrians 1.213) than vehicle occupants (1.050). Net heat-attributable deaths were 513 per year (1.33%), similar to the 527 officially recorded direct-heat deaths per year (ICD-10 X30); +1 to +3°C warming projected 339-983 additional deaths per year. In Japan (11,576 deaths) the estimate was directionally similar but imprecise. Unusually hot days are associated with an acute excess of US traffic-crash deaths comparable to all recorded direct-heat mortality, concentrated in heat-exposed road users and projected to grow with warming. They are consistent with an under-recognised heat contribution but cannot establish heat illness in any individual crash, and open-air gradients may partly reflect weather-related activity.</w:t>
+        <w:t>Ambient heat is an established risk factor for mortality, and heat waves are increasing. Because driving continues in heat, some fatal crashes may involve heat-related impairment or undiagnosed heat illness that goes unrecorded. We estimated the population-level traffic-crash mortality burden of these under-recognised effects in the USA and Japan. We fitted quasi-Poisson distributed-lag models of the local seasonal temperature anomaly to state-day (USA) and prefecture-day (Japan) panels, adjusting for spatial, seasonal, trend and day-of-week terms. Data were FARS (2016-2022), Japanese NPA accident open data (2019-2024) and GHCN-Daily temperature. In the USA (270,497 crash deaths), a +9°C anomaly was associated with higher same-day crash mortality, RR 1.165 (95% CI 1.134-1.196), essentially unchanged after adjusting for driving activity (RR 1.162). The excess was larger for open-air users (motorcyclists 2.141, pedestrians 1.213) than vehicle occupants (1.050). Net heat-attributable deaths were 513 per year (1.33%), similar to 527 officially recorded direct-heat deaths (ICD-10 X30); +1 to +3°C warming projected 339-983 additional deaths per year. In Japan (11,576 deaths) the data were too sparse for a precise estimate. Unusually hot days are associated with an acute excess of US traffic-crash deaths comparable to all recorded direct-heat mortality, concentrated in heat-exposed road users and projected to grow with warming. This is consistent with an under-recognised heat contribution, but the study cannot establish heat illness in any individual crash and the open-air gradient may partly reflect weather-related activity.</w:t>
       </w:r>
     </w:p>
     <w:p>
@@ -89,7 +89,7 @@
         <w:t xml:space="preserve"> [1,2].</w:t>
       </w:r>
       <w:r>
-        <w:t xml:space="preserve"> Occupational and driving activity do not stop during heat, so some fatal accidents plausibly involve heat-related impairment or frank heat illness. Traffic-crash deaths are of particular interest because decedents rarely undergo the post-mortem assessment that would identify a heat contribution, so any such contribution would be largely invisible in routine cause-of-death coding. We therefore ask whether days that are hotter than the local seasonal norm carry excess traffic-crash mortality, and how the magnitude compares with officially recorded direct-heat deaths. This is an ecological, population-level study whose aim is to gauge the potential societal burden of under-recognised heat illness—the deaths that would be missing from official heat statistics—rather than to diagnose heat illness in any individual crash.</w:t>
+        <w:t xml:space="preserve"> Occupational and driving activity do not stop during heat, so some fatal accidents plausibly involve heat-related impairment or overt heat illness. Traffic-crash deaths are of particular interest because decedents rarely undergo the post-mortem assessment that would identify a heat contribution, so any such contribution would be largely invisible in routine cause-of-death coding. We therefore ask whether days that are hotter than the local seasonal norm carry excess traffic-crash mortality, and how the magnitude compares with officially recorded direct-heat deaths. This is an ecological, population-level study whose aim is to gauge the potential societal burden of under-recognised heat illness—the deaths that would be missing from official heat statistics—rather than to diagnose heat illness in any individual crash.</w:t>
       </w:r>
     </w:p>
     <w:p>
@@ -396,7 +396,7 @@
         <w:t xml:space="preserve"> [10].</w:t>
       </w:r>
       <w:r>
-        <w:t xml:space="preserve"> In three further US analyses we (i) refitted the same-day model within crash-hour bands to test whether the excess concentrates in the hottest hours; (ii) refitted it by road-user type (vehicle occupant, motorcyclist, pedestrian, cyclist) and age band from FARS person records, as a mechanistic and vulnerability analysis; and (iii) projected the additional crash deaths implied by uniform warming of the daily temperature distribution (+1, +2, +3 C), holding activity and baseline rates constant. All data are public and the full pipeline is reproducible from source (see Data sharing). Reporting follows the Strengthening the Reporting of Observational Studies in Epidemiology (STROBE) guideline (checklist provided).</w:t>
+        <w:t xml:space="preserve"> In three further US analyses we (i) refitted the same-day model within crash-hour bands to test whether the excess concentrates in the hottest hours; (ii) refitted it by road-user type (vehicle occupant, motorcyclist, pedestrian, cyclist) and age band from FARS person records, as a mechanistic and vulnerability analysis; and (iii) projected the additional crash deaths under uniform warming scenarios of the daily temperature distribution (+1, +2, +3 °C), holding activity and baseline rates constant. All data are public and the full pipeline is reproducible from source (see Data availability). Reporting follows the Strengthening the Reporting of Observational Studies in Epidemiology (STROBE) guideline (checklist provided).</w:t>
       </w:r>
     </w:p>
     <w:p>
@@ -615,7 +615,7 @@
         <w:spacing w:after="120" w:line="480" w:lineRule="auto"/>
       </w:pPr>
       <w:r>
-        <w:t>In the descriptive absolute-temperature model, US crash mortality peaked at mild temperatures and declined at extreme heat (Fig. 1); this reflects the seasonal driving-exposure envelope and cannot be read as an acute heat effect. When we instead used the temperature anomaly, days hotter than the seasonal norm carried higher crash mortality (Fig. 2). A +9 C anomaly raised same-day crash deaths (RR 1.165 (95% CI 1.134-1.196)), with a cumulative lag 0-10 RR of 1.074 (95% CI 1.015-1.137).</w:t>
+        <w:t>In the descriptive absolute-temperature model, US crash mortality peaked at mild temperatures and declined at extreme heat (Fig. 1); this reflects the seasonal driving-exposure envelope and cannot be read as an acute heat effect. When we instead used the temperature anomaly, days hotter than the seasonal norm carried higher crash mortality (Fig. 2). A +9 °C anomaly was associated with higher same-day crash deaths, RR 1.165 (95% CI 1.134-1.196), with a cumulative lag 0-10 RR of 1.074 (95% CI 1.015-1.137).</w:t>
       </w:r>
     </w:p>
     <w:p/>
@@ -733,7 +733,7 @@
         <w:spacing w:after="120" w:line="480" w:lineRule="auto"/>
       </w:pPr>
       <w:r>
-        <w:t>The lag structure showed an acute same-day excess followed by a deficit at 1-3 days (RR 0.934 (0.902-0.967)), consistent with short-term mortality displacement (harvesting) rather than pure addition of deaths (Fig. 3; Table 2). The same-day association was essentially unchanged after adjusting for national vehicle-miles travelled and gasoline supplied (RR 1.162, 95% CI 1.132-1.193), indicating that day-to-day driving volume does not explain the effect.</w:t>
+        <w:t>The lag structure showed an acute same-day excess followed by a deficit at 1-3 days, RR 0.934 (0.902-0.967), consistent with short-term mortality displacement (harvesting) rather than pure addition of deaths (Fig. 3; Table 2). The same-day association was essentially unchanged after adjusting for national vehicle-miles travelled and gasoline supplied (RR 1.162, 95% CI 1.132-1.193), suggesting that day-to-day driving volume alone does not explain the effect.</w:t>
       </w:r>
     </w:p>
     <w:p/>
@@ -787,7 +787,7 @@
         <w:t xml:space="preserve">Figure 3. </w:t>
       </w:r>
       <w:r>
-        <w:t>United States lag structure of the crash-death response to a +9 C anomaly: an acute same-day excess followed by a 1-3 day deficit consistent with short-term mortality displacement.</w:t>
+        <w:t>United States lag structure of the crash-death response to a +9 °C anomaly: an acute same-day excess followed by a 1-3 day deficit consistent with short-term mortality displacement.</w:t>
       </w:r>
     </w:p>
     <w:p/>
@@ -802,7 +802,7 @@
         <w:t xml:space="preserve">Table 2. </w:t>
       </w:r>
       <w:r>
-        <w:t>Rate ratio of traffic-crash deaths for a +9 C temperature anomaly, by lag window.</w:t>
+        <w:t>Rate ratio of traffic-crash deaths for a +9 °C temperature anomaly, by lag window.</w:t>
       </w:r>
     </w:p>
     <w:tbl>
@@ -992,14 +992,14 @@
         <w:spacing w:after="120" w:line="480" w:lineRule="auto"/>
       </w:pPr>
       <w:r>
-        <w:t>Two exploratory analyses were consistent with a heat mechanism, although neither can exclude residual confounding. First, the same-day excess differed by road-user exposure (Fig. 4; Table 3): the effect was small for enclosed, often air-conditioned, vehicle occupants (RR 1.050 (1.016-1.085)) but larger for open-air users—motorcyclists (RR 2.141 (2.000-2.292)), pedestrians (RR 1.213 (1.145-1.286)) and cyclists (RR 1.237 (1.032-1.484))—a gradient consistent with direct bodily heat exposure and physical exertion</w:t>
+        <w:t>Two exploratory analyses were consistent with a heat mechanism, although neither can exclude residual confounding. First, the same-day excess differed by road-user exposure (Fig. 4; Table 3): the effect was small for enclosed, often air-conditioned, vehicle occupants, RR 1.050 (1.016-1.085), but larger for open-air users—motorcyclists, RR 2.141 (2.000-2.292); pedestrians, RR 1.213 (1.145-1.286); and cyclists, RR 1.237 (1.032-1.484)—a gradient consistent with direct bodily heat exposure and physical exertion</w:t>
       </w:r>
       <w:r>
         <w:rPr/>
         <w:t xml:space="preserve"> [11],</w:t>
       </w:r>
       <w:r>
-        <w:t xml:space="preserve"> though it could also partly reflect greater discretionary open-air travel (motorcycling, cycling, walking) on hotter-than-normal days, which our aggregate activity proxies do not capture by mode. Across age bands the excess was of similar size (age &lt;25 y RR 1.123 (1.059-1.191); 25-64 y RR 1.177 (1.140-1.216); 65+ y RR 1.167 (1.104-1.234); Table 3), giving no clear age gradient. Second, the excess was largest for crashes in the hottest part of the day (12-17 h; RR 1.212 (1.155-1.272)) and weakest in the cool morning (06-11 h; RR 1.062 (1.000-1.127)); the overnight band was also elevated (00-05 h; RR 1.179 (1.110-1.253)), so the diurnal pattern is not a clean daytime-only gradient (Fig. 5). These road-user, age and time-of-day analyses are hypothesis-generating: they involve multiple unadjusted comparisons and are not individual-level tests of susceptibility or mechanism.</w:t>
+        <w:t xml:space="preserve"> though it could also partly reflect greater discretionary open-air travel (motorcycling, cycling, walking) on hotter-than-normal days, which our aggregate activity proxies do not capture by mode. Across age bands the excess was of similar size: age &lt;25 y RR 1.123 (1.059-1.191); 25-64 y RR 1.177 (1.140-1.216); 65+ y RR 1.167 (1.104-1.234) (Table 3), giving no clear age gradient. Second, the excess was largest for crashes in the hottest part of the day (12-17 h), RR 1.212 (1.155-1.272), and weakest in the cool morning (06-11 h), RR 1.062 (1.000-1.127); the overnight band was also elevated (00-05 h), RR 1.179 (1.110-1.253), so the diurnal pattern is not a clean daytime-only gradient (Fig. 5). These road-user, age and time-of-day analyses are hypothesis-generating: they involve multiple unadjusted comparisons and are not individual-level tests of susceptibility or mechanism.</w:t>
       </w:r>
     </w:p>
     <w:p/>
@@ -1053,7 +1053,7 @@
         <w:t xml:space="preserve">Figure 4. </w:t>
       </w:r>
       <w:r>
-        <w:t>United States same-day rate ratio of crash death for a +9 C anomaly by road-user type. Open-air users (motorcyclists, pedestrians, cyclists) show much larger heat effects than enclosed, often air-conditioned, vehicle occupants—a gradient that tracks direct heat exposure rather than driving volume.</w:t>
+        <w:t>United States same-day rate ratio of crash death for a +9 °C anomaly by road-user type. Open-air users (motorcyclists, pedestrians, cyclists) show much larger heat effects than enclosed, often air-conditioned, vehicle occupants—a gradient that tracks direct heat exposure rather than driving volume.</w:t>
       </w:r>
     </w:p>
     <w:p/>
@@ -1108,7 +1108,7 @@
         <w:t xml:space="preserve">Figure 5. </w:t>
       </w:r>
       <w:r>
-        <w:t>United States same-day rate ratio of crash death for a +9 C anomaly by crash hour of day. The excess is largest for crashes in the hottest part of the day (12-17 h) and weakest in the cool morning (06-11 h).</w:t>
+        <w:t>United States same-day rate ratio of crash death for a +9 °C anomaly by crash hour of day. The excess is largest for crashes in the hottest part of the day (12-17 h) and weakest in the cool morning (06-11 h).</w:t>
       </w:r>
     </w:p>
     <w:p/>
@@ -1123,7 +1123,7 @@
         <w:t xml:space="preserve">Table 3. </w:t>
       </w:r>
       <w:r>
-        <w:t>United States same-day rate ratio of crash death for a +9 C anomaly, by road-user type and age band (vulnerability analysis).</w:t>
+        <w:t>United States same-day rate ratio of crash death for a +9 °C anomaly, by road-user type and age band (vulnerability analysis).</w:t>
       </w:r>
     </w:p>
     <w:tbl>
@@ -1654,7 +1654,7 @@
         <w:t xml:space="preserve"> [12].</w:t>
       </w:r>
       <w:r>
-        <w:t xml:space="preserve"> A uniform +1 C shift projected 339 additional US crash deaths per year (95% CI 250-428), rising to 983 (644-1356) at +3 C (Fig. 8; Table 5). These are scenario projections, not observed quantities, and assume the anomaly response is stable under a warmer mean climate.</w:t>
+        <w:t xml:space="preserve"> A uniform +1 °C shift projected 339 additional US crash deaths per year (95% CI 250-428), rising to 983 (644-1356) at +3 °C (Fig. 8; Table 5). These are scenario projections, not observed quantities, and assume the anomaly response is stable under a warmer mean climate.</w:t>
       </w:r>
     </w:p>
     <w:p/>
@@ -1708,7 +1708,7 @@
         <w:t xml:space="preserve">Figure 8. </w:t>
       </w:r>
       <w:r>
-        <w:t>United States projected additional traffic-crash deaths per year under uniform warming of the daily temperature distribution by +1, +2 and +3 C, holding driving activity and baseline rates constant. Bars show the point estimate with 95% Monte Carlo confidence intervals; this is a scenario projection, not an observed quantity.</w:t>
+        <w:t>United States projected additional traffic-crash deaths per year under uniform warming of the daily temperature distribution by +1, +2 and +3 °C, holding driving activity and baseline rates constant. Bars show the point estimate with 95% Monte Carlo confidence intervals; this is a scenario projection, not an observed quantity.</w:t>
       </w:r>
     </w:p>
     <w:p/>
@@ -1837,7 +1837,7 @@
         <w:spacing w:after="120" w:line="480" w:lineRule="auto"/>
       </w:pPr>
       <w:r>
-        <w:t>In Japan (11,576 crash deaths over 6 years) the anomaly exposure-response was imprecise, with a wide confidence band that included the null throughout (Fig. 9); the same-day point estimate for a +9 C anomaly was 0.940 (95% CI 0.743-1.190) and was not stable across specifications. Directly comparing the two countries (Fig. 10), the US shows a precise acute effect whereas the Japanese panel, with roughly fifteen times fewer annual crash deaths and sparser temperature coverage, is underpowered.</w:t>
+        <w:t>In Japan (11,576 crash deaths over 6 years) the anomaly exposure-response was imprecise, with a wide confidence band that included the null throughout (Fig. 9); the same-day point estimate for a +9 °C anomaly was 0.940 (95% CI 0.743-1.190) and was not stable across specifications. A direct comparison of the two countries (Fig. 10) shows a precise acute effect in the US, whereas the Japanese panel—with roughly 20-fold fewer annual crash deaths and sparser temperature coverage—is underpowered.</w:t>
       </w:r>
     </w:p>
     <w:p/>
@@ -1946,7 +1946,7 @@
         <w:t xml:space="preserve">Figure 10. </w:t>
       </w:r>
       <w:r>
-        <w:t>Same-day rate ratio of traffic-crash deaths for a +9 C anomaly, United States versus Japan. The US shows a precise acute effect; the Japanese estimate is underpowered.</w:t>
+        <w:t>Same-day rate ratio of traffic-crash deaths for a +9 °C anomaly, United States versus Japan. The US shows a precise acute effect; the Japanese estimate is underpowered.</w:t>
       </w:r>
     </w:p>
     <w:p/>
@@ -1963,7 +1963,7 @@
         <w:spacing w:after="120" w:line="480" w:lineRule="auto"/>
       </w:pPr>
       <w:r>
-        <w:t>Days hotter than the local seasonal norm are associated with an acute, same-day excess of US traffic-crash deaths that is not explained by aggregate driving activity and is comparable in magnitude to all officially recorded direct-heat mortality. This is consistent with the hypothesis that heat-related impairment and under-recognised heat illness contribute to road deaths without appearing in cause-of-death data. The 1-3 day deficit indicates that part of the acute excess reflects short-term displacement, so the net annual burden is smaller than the same-day spike alone would imply.</w:t>
+        <w:t>A +9 °C temperature anomaly was associated with a same-day rate ratio of 1.165 (95% CI 1.134-1.196) for US traffic-crash deaths, and the net annual heat-attributable burden was 513 deaths (95% CI 410-615), similar to the 527 officially recorded direct-heat deaths per year. This acute, same-day excess was not explained by aggregate driving activity, and the 1-3 day deficit indicates that part of the excess reflects short-term mortality displacement. These findings are consistent with heat-related impairment or under-recognised heat illness contributing to road deaths without appearing in cause-of-death data.</w:t>
       </w:r>
     </w:p>
     <w:p>
@@ -1971,7 +1971,7 @@
         <w:spacing w:after="120" w:line="480" w:lineRule="auto"/>
       </w:pPr>
       <w:r>
-        <w:t>Two features of the data point towards a direct heat effect rather than confounding by overall driving volume. The excess was graded by bodily heat exposure—minimal for enclosed, frequently air-conditioned vehicle occupants but several-fold larger for motorcyclists, pedestrians and cyclists, who are directly exposed and often physically exerting—and it was largest in the hottest hours of the day. Both are what one would expect if heat degrades psychomotor and cognitive performance. These gradients are not proof of mechanism, however: open-air travel is itself weather-elastic, so more motorcycling, cycling and walking on hotter-than-normal days could inflate the open-air estimates through greater exposure rather than physiology, and our activity proxies are national and not mode-specific. Applied to a warmer mean climate, the same exposure-response implies hundreds of additional US crash deaths per year per degree of warming; because these deaths would continue to be coded as ordinary crashes, the societal heat burden they represent would remain invisible to heat-mortality surveillance.</w:t>
+        <w:t>Two features of the data are consistent with a direct heat effect rather than confounding by overall driving volume. The excess was graded by bodily heat exposure—minimal for enclosed, frequently air-conditioned vehicle occupants but several-fold larger for motorcyclists, pedestrians and cyclists, who are directly exposed and often physically exerting—and it was largest in the hottest hours of the day. Both are as expected when heat degrades psychomotor and cognitive performance. These gradients are not proof of mechanism, however: open-air travel is itself weather-sensitive, so more motorcycling, cycling and walking on hotter-than-normal days could inflate the open-air estimates through greater exposure rather than physiology, and our activity proxies are national and not mode-specific. Applied to a warmer mean climate, the same exposure-response implies hundreds of additional US crash deaths per year per degree of warming; because these deaths would continue to be coded as ordinary crashes, the societal heat burden they represent would remain uncounted by heat-mortality surveillance.</w:t>
       </w:r>
     </w:p>
     <w:p>
@@ -1979,7 +1979,7 @@
         <w:spacing w:after="120" w:line="480" w:lineRule="auto"/>
       </w:pPr>
       <w:r>
-        <w:t>Several limitations apply. First, this is an ecological, population-level association: it cannot establish that heat caused illness in any specific crash, and FARS and NPA carry no post-mortem heat diagnosis. Second, activity adjustment used national, not daily state-level, proxies. Third, exposure is measured at the spatial-unit level and misclassifies individual exposure. Fourth, the Japanese analysis is underpowered and inconclusive; its shorter series, far smaller death counts and sparser GHCN-Daily coverage preclude a firm estimate, and we therefore do not pool the two countries. Fifth, the warming projection is a scenario calculation that holds driving activity, the vehicle fleet and behaviour fixed and assumes the anomaly response is stable under a warmer mean climate; it should be read as illustrative of magnitude, not as a forecast. Sixth, the road-user, age and time-of-day subgroup analyses are exploratory: they entail multiple comparisons without formal adjustment, and the open-air road-user gradient may in part reflect weather-related differences in activity rather than physiology. Finally, inference rests on a quasi-Poisson dispersion adjustment; residual serial correlation could still understate uncertainty. These results motivate, but do not substitute for, individual-level studies linking crash decedents to ambient heat and, where available, post-mortem findings.</w:t>
+        <w:t>Several limitations apply. First, this is an ecological, population-level association: it cannot establish that heat caused illness in any specific crash, and FARS and NPA carry no post-mortem heat diagnosis. Second, activity adjustment used national, not daily state-level, proxies. Third, exposure is measured at the spatial-unit level and misclassifies individual exposure. Fourth, the Japanese analysis is underpowered and inconclusive; its shorter series, far smaller death counts and sparser GHCN-Daily coverage preclude a firm estimate, and we therefore do not pool the two countries. Fifth, the warming projection is a scenario calculation that holds driving activity, the vehicle fleet and behaviour fixed and assumes the anomaly response is stable under a warmer mean climate; it should be read as illustrative of magnitude, not as a forecast. Sixth, the road-user, age and time-of-day subgroup analyses are exploratory: they entail multiple comparisons without formal adjustment, and the open-air road-user gradient may in part reflect weather-related differences in activity rather than physiology. Finally, inference rests on a quasi-Poisson dispersion adjustment; residual serial correlation could still understate uncertainty. These findings should motivate, but cannot replace, individual-level studies linking crash decedents to ambient heat and, where available, post-mortem findings.</w:t>
       </w:r>
     </w:p>
     <w:p>
@@ -1995,7 +1995,7 @@
         <w:spacing w:after="120" w:line="480" w:lineRule="auto"/>
       </w:pPr>
       <w:r>
-        <w:t>Unusually hot days raise US traffic-crash mortality acutely, by an amount similar to all recorded direct-heat deaths, supporting the plausibility of an under-recognised heat contribution to road deaths. The Japanese data are consistent in direction on some specifications but too sparse for a firm conclusion.</w:t>
+        <w:t>Unusually hot days are associated with an acute, same-day excess of US traffic-crash mortality comparable to all recorded direct-heat deaths, supporting the plausibility of an under-recognised heat contribution to road deaths. The Japanese data are too sparse for a firm conclusion.</w:t>
       </w:r>
     </w:p>
     <w:p>
@@ -2019,7 +2019,7 @@
         <w:pStyle w:val="Heading1"/>
       </w:pPr>
       <w:r>
-        <w:t>Declaration of interests</w:t>
+        <w:t>Declaration of competing interests</w:t>
       </w:r>
     </w:p>
     <w:p>
@@ -2035,7 +2035,7 @@
         <w:pStyle w:val="Heading1"/>
       </w:pPr>
       <w:r>
-        <w:t>Role of the funding source</w:t>
+        <w:t>Funding</w:t>
       </w:r>
     </w:p>
     <w:p>
@@ -2051,7 +2051,7 @@
         <w:pStyle w:val="Heading1"/>
       </w:pPr>
       <w:r>
-        <w:t>Use of generative AI</w:t>
+        <w:t>Declaration of generative AI use</w:t>
       </w:r>
     </w:p>
     <w:p>
@@ -2067,7 +2067,7 @@
         <w:pStyle w:val="Heading1"/>
       </w:pPr>
       <w:r>
-        <w:t>Data sharing</w:t>
+        <w:t>Data availability</w:t>
       </w:r>
     </w:p>
     <w:p>
@@ -2075,7 +2075,7 @@
         <w:spacing w:after="120" w:line="480" w:lineRule="auto"/>
       </w:pPr>
       <w:r>
-        <w:t>All data are public: FARS, GHCN-Daily, CDC WONDER, FHWA/FRED, EIA and the Japanese NPA accident open data (see References for sources). The complete analysis code and one-command reproduction pipeline (make all) are openly available in the project repository; every reported number, figure and table is regenerated from source with no hard-coded values.</w:t>
+        <w:t>All data are public: FARS, GHCN-Daily, CDC WONDER, FHWA/FRED, EIA and the Japanese NPA accident open data (see References for sources). The complete analysis code and reproducible pipeline (make all for data and figures, then make aap for the manuscript and submission package) are openly available in the project repository; every reported number, figure and table is regenerated from source with no hard-coded values.</w:t>
       </w:r>
     </w:p>
     <w:p>

--- a/heat_accidents_mortality/output/manuscript/heat_crash_mortality_aap.docx
+++ b/heat_accidents_mortality/output/manuscript/heat_crash_mortality_aap.docx
@@ -11,7 +11,7 @@
           <w:b/>
           <w:sz w:val="28"/>
         </w:rPr>
-        <w:t>Hotter-than-normal days and traffic-crash mortality: a distributed-lag analysis of the United States and Japan and the question of under-recognised heat illness</w:t>
+        <w:t>Ambient heat as an under-recognised risk factor for US traffic-crash mortality: a distributed-lag analysis with an exploratory Japan comparison</w:t>
       </w:r>
     </w:p>
     <w:p>
@@ -51,7 +51,7 @@
         <w:spacing w:after="120" w:line="480" w:lineRule="auto"/>
       </w:pPr>
       <w:r>
-        <w:t>Ambient heat is an established risk factor for mortality, and heat waves are increasing. Because driving continues in heat, some fatal crashes may involve heat-related impairment or undiagnosed heat illness that goes unrecorded. We estimated the population-level traffic-crash mortality burden of these under-recognised effects in the USA and Japan. We fitted quasi-Poisson distributed-lag models of the local seasonal temperature anomaly to state-day (USA) and prefecture-day (Japan) panels, adjusting for spatial, seasonal, trend and day-of-week terms. Data were FARS (2016-2022), Japanese NPA accident open data (2019-2024) and GHCN-Daily temperature. In the USA (270,497 crash deaths), a +9°C anomaly was associated with higher same-day crash mortality, RR 1.165 (95% CI 1.134-1.196), essentially unchanged after adjusting for driving activity (RR 1.162). The excess was larger for open-air users (motorcyclists 2.141, pedestrians 1.213) than vehicle occupants (1.050). Net heat-attributable deaths were 513 per year (1.33%), similar to 527 officially recorded direct-heat deaths (ICD-10 X30); +1 to +3°C warming projected 339-983 additional deaths per year. In Japan (11,576 deaths) the data were too sparse for a precise estimate. Unusually hot days are associated with an acute excess of US traffic-crash deaths comparable to all recorded direct-heat mortality, concentrated in heat-exposed road users and projected to grow with warming. This is consistent with an under-recognised heat contribution, but the study cannot establish heat illness in any individual crash and the open-air gradient may partly reflect weather-related activity.</w:t>
+        <w:t>Ambient heat is an established risk factor for mortality, and heat waves are increasing. Because driving continues in heat, some fatal crashes may involve heat-related impairment or undiagnosed heat illness that goes unrecorded. We estimated the population-level traffic-crash mortality burden of these under-recognised effects in the USA and Japan. We fitted quasi-Poisson distributed-lag models of the local seasonal temperature anomaly to state-day (USA) and prefecture-day (Japan) panels, adjusting for spatial, seasonal, trend and day-of-week terms. Data were FARS (2016-2022), Japanese NPA accident open data (2019-2024) and GHCN-Daily temperature. In the USA (270,497 crash deaths), a +9°C anomaly was associated with higher same-day crash mortality, RR 1.165 (95% CI 1.134-1.196), essentially unchanged after adjusting for driving activity (RR 1.162). The excess was larger for open-air users (motorcyclists 2.141, pedestrians 1.213) than vehicle occupants (1.050). Net heat-attributable deaths were 513 per year (1.33%), similar to 527 officially recorded direct-heat deaths (ICD-10 X30); +1 to +3°C warming projected 339-983 additional deaths per year. An exploratory Japan comparison (11,576 deaths) found the data too sparse for a precise estimate. Unusually hot days are associated with an acute excess of US traffic-crash deaths comparable to all recorded direct-heat mortality, concentrated in heat-exposed road users and projected to grow with warming. This is consistent with an under-recognised heat contribution, but the study cannot establish heat illness in any individual crash and the open-air gradient may partly reflect weather-related activity. The findings suggest heat-aware road safety and climate adaptation planning could address an uncounted burden.</w:t>
       </w:r>
     </w:p>
     <w:p>
@@ -89,7 +89,7 @@
         <w:t xml:space="preserve"> [1,2].</w:t>
       </w:r>
       <w:r>
-        <w:t xml:space="preserve"> Occupational and driving activity do not stop during heat, so some fatal accidents plausibly involve heat-related impairment or overt heat illness. Traffic-crash deaths are of particular interest because decedents rarely undergo the post-mortem assessment that would identify a heat contribution, so any such contribution would be largely invisible in routine cause-of-death coding. We therefore ask whether days that are hotter than the local seasonal norm carry excess traffic-crash mortality, and how the magnitude compares with officially recorded direct-heat deaths. This is an ecological, population-level study whose aim is to gauge the potential societal burden of under-recognised heat illness—the deaths that would be missing from official heat statistics—rather than to diagnose heat illness in any individual crash.</w:t>
+        <w:t xml:space="preserve"> Occupational and driving activity do not stop during heat, so some fatal accidents plausibly involve heat-related impairment or overt heat illness. Traffic-crash deaths are of particular interest because decedents rarely undergo the post-mortem assessment that would identify a heat contribution, so any such contribution would be largely invisible in routine cause-of-death coding. We therefore ask whether days that are hotter than the local seasonal norm carry excess traffic-crash mortality, and how the magnitude compares with officially recorded direct-heat deaths. This is an ecological, population-level study whose aim is to gauge the potential societal burden of under-recognised heat illness—the deaths that would be missing from official heat statistics—rather than to diagnose heat illness in any individual crash. If population-level heat contributes to road deaths, heat-aware road safety messaging and occupational protections for outdoor riders and drivers could reduce a burden currently invisible to both heat-mortality and road-safety surveillance.</w:t>
       </w:r>
     </w:p>
     <w:p>
@@ -1834,6 +1834,14 @@
     <w:p/>
     <w:p>
       <w:pPr>
+        <w:pStyle w:val="Heading2"/>
+      </w:pPr>
+      <w:r>
+        <w:t>Exploratory Japan comparison</w:t>
+      </w:r>
+    </w:p>
+    <w:p>
+      <w:pPr>
         <w:spacing w:after="120" w:line="480" w:lineRule="auto"/>
       </w:pPr>
       <w:r>
@@ -1976,6 +1984,22 @@
     </w:p>
     <w:p>
       <w:pPr>
+        <w:pStyle w:val="Heading2"/>
+      </w:pPr>
+      <w:r>
+        <w:t>Implications for road safety</w:t>
+      </w:r>
+    </w:p>
+    <w:p>
+      <w:pPr>
+        <w:spacing w:after="120" w:line="480" w:lineRule="auto"/>
+      </w:pPr>
+      <w:r>
+        <w:t>These results point to practical implications for road safety and climate adaptation. Because the same-day excess was largest among open-air road users and in the hottest hours, heat warnings and travel advice could be targeted at motorcyclists, cyclists, pedestrians and outdoor delivery riders during hot periods. Road safety agencies typically classify fatal crashes by driver error, vehicle failure or road conditions; the possibility that ambient heat impairs psychomotor or cognitive performance is rarely considered. Integrating temperature forecasts into crash-prevention messaging and ensuring heat-health plans reach outdoor workers and commuters could reduce a burden that is currently invisible to both heat-mortality and road-safety surveillance, though intervention studies are needed to test whether such heat-aware measures reduce crash risk.</w:t>
+      </w:r>
+    </w:p>
+    <w:p>
+      <w:pPr>
         <w:spacing w:after="120" w:line="480" w:lineRule="auto"/>
       </w:pPr>
       <w:r>
@@ -1995,7 +2019,7 @@
         <w:spacing w:after="120" w:line="480" w:lineRule="auto"/>
       </w:pPr>
       <w:r>
-        <w:t>Unusually hot days are associated with an acute, same-day excess of US traffic-crash mortality comparable to all recorded direct-heat deaths, supporting the plausibility of an under-recognised heat contribution to road deaths. The Japanese data are too sparse for a firm conclusion.</w:t>
+        <w:t>Unusually hot days are associated with an acute, same-day excess of US traffic-crash mortality comparable to all recorded direct-heat deaths, supporting the plausibility of an under-recognised heat contribution to road deaths. The findings suggest heat-aware road safety and climate adaptation planning could reduce an uncounted burden, although the Japanese data are too sparse for a firm conclusion and individual-level mechanistic evidence is still needed.</w:t>
       </w:r>
     </w:p>
     <w:p>

--- a/heat_accidents_mortality/output/manuscript/heat_crash_mortality_aap.docx
+++ b/heat_accidents_mortality/output/manuscript/heat_crash_mortality_aap.docx
@@ -51,7 +51,7 @@
         <w:spacing w:after="120" w:line="480" w:lineRule="auto"/>
       </w:pPr>
       <w:r>
-        <w:t>Ambient heat is an established risk factor for mortality, and heat waves are increasing. Because driving continues in heat, some fatal crashes may involve heat-related impairment or undiagnosed heat illness that goes unrecorded. We estimated the population-level traffic-crash mortality burden of these under-recognised effects in the USA and Japan. We fitted quasi-Poisson distributed-lag models of the local seasonal temperature anomaly to state-day (USA) and prefecture-day (Japan) panels, adjusting for spatial, seasonal, trend and day-of-week terms. Data were FARS (2016-2022), Japanese NPA accident open data (2019-2024) and GHCN-Daily temperature. In the USA (270,497 crash deaths), a +9°C anomaly was associated with higher same-day crash mortality, RR 1.165 (95% CI 1.134-1.196), essentially unchanged after adjusting for driving activity (RR 1.162). The excess was larger for open-air users (motorcyclists 2.141, pedestrians 1.213) than vehicle occupants (1.050). Net heat-attributable deaths were 513 per year (1.33%), similar to 527 officially recorded direct-heat deaths (ICD-10 X30); +1 to +3°C warming projected 339-983 additional deaths per year. An exploratory Japan comparison (11,576 deaths) found the data too sparse for a precise estimate. Unusually hot days are associated with an acute excess of US traffic-crash deaths comparable to all recorded direct-heat mortality, concentrated in heat-exposed road users and projected to grow with warming. This is consistent with an under-recognised heat contribution, but the study cannot establish heat illness in any individual crash and the open-air gradient may partly reflect weather-related activity. The findings suggest heat-aware road safety and climate adaptation planning could address an uncounted burden.</w:t>
+        <w:t>Ambient heat is an established risk factor for mortality, and heat waves are increasing. Because driving continues in heat, some fatal crashes may involve heat-related impairment or undiagnosed heat illness that goes unrecorded. We estimated the population-level traffic-crash mortality burden of these under-recognised effects in the USA and Japan. We fitted quasi-Poisson distributed-lag models of the local seasonal temperature anomaly to state-day (USA) and prefecture-day (Japan) panels, adjusting for spatial, seasonal, trend and day-of-week terms. Data were FARS (2016-2022), Japanese NPA accident open data (2019-2024) and GHCN-Daily temperature. In the USA (270,497 crash deaths), a +9°C anomaly was associated with higher same-day crash mortality, RR 1.165 (95% CI 1.134-1.196), essentially unchanged after adjusting for driving activity (RR 1.162). The excess was larger for open-air users (motorcyclists RR 2.141, pedestrians RR 1.213) than vehicle occupants (RR 1.050). Net heat-attributable deaths were 513 per year (1.33%), similar to 527 recorded direct-heat deaths (ICD-10 X30); +1 to +3°C warming projected 339-983 additional deaths per year. An exploratory Japan comparison (11,576 deaths) found the data too sparse for a precise estimate. Unusually hot days are associated with an acute excess of US traffic-crash deaths comparable to all recorded direct-heat mortality, concentrated in heat-exposed road users and projected to grow with warming. This is consistent with an under-recognised heat contribution, but the study cannot establish heat illness in any individual crash and the open-air gradient may partly reflect weather-related activity. The findings suggest heat-aware road safety and climate adaptation planning could address an uncounted burden.</w:t>
       </w:r>
     </w:p>
     <w:p>
@@ -1057,61 +1057,6 @@
       </w:r>
     </w:p>
     <w:p/>
-    <w:p/>
-    <w:p>
-      <w:pPr>
-        <w:jc w:val="center"/>
-      </w:pPr>
-      <w:r>
-        <w:drawing>
-          <wp:inline xmlns:a="http://schemas.openxmlformats.org/drawingml/2006/main" xmlns:pic="http://schemas.openxmlformats.org/drawingml/2006/picture">
-            <wp:extent cx="5120640" cy="3874497"/>
-            <wp:docPr id="5" name="Picture 5"/>
-            <wp:cNvGraphicFramePr>
-              <a:graphicFrameLocks noChangeAspect="1"/>
-            </wp:cNvGraphicFramePr>
-            <a:graphic>
-              <a:graphicData uri="http://schemas.openxmlformats.org/drawingml/2006/picture">
-                <pic:pic>
-                  <pic:nvPicPr>
-                    <pic:cNvPr id="0" name="fig_us_timeofday.png"/>
-                    <pic:cNvPicPr/>
-                  </pic:nvPicPr>
-                  <pic:blipFill>
-                    <a:blip r:embed="rId13"/>
-                    <a:stretch>
-                      <a:fillRect/>
-                    </a:stretch>
-                  </pic:blipFill>
-                  <pic:spPr>
-                    <a:xfrm>
-                      <a:off x="0" y="0"/>
-                      <a:ext cx="5120640" cy="3874497"/>
-                    </a:xfrm>
-                    <a:prstGeom prst="rect"/>
-                  </pic:spPr>
-                </pic:pic>
-              </a:graphicData>
-            </a:graphic>
-          </wp:inline>
-        </w:drawing>
-      </w:r>
-    </w:p>
-    <w:p>
-      <w:pPr>
-        <w:spacing w:before="280"/>
-      </w:pPr>
-      <w:r>
-        <w:rPr>
-          <w:b/>
-        </w:rPr>
-        <w:t xml:space="preserve">Figure 5. </w:t>
-      </w:r>
-      <w:r>
-        <w:t>United States same-day rate ratio of crash death for a +9 °C anomaly by crash hour of day. The excess is largest for crashes in the hottest part of the day (12-17 h) and weakest in the cool morning (06-11 h).</w:t>
-      </w:r>
-    </w:p>
-    <w:p/>
     <w:p>
       <w:pPr>
         <w:spacing w:before="280"/>
@@ -1404,6 +1349,61 @@
       </w:tr>
     </w:tbl>
     <w:p/>
+    <w:p/>
+    <w:p>
+      <w:pPr>
+        <w:jc w:val="center"/>
+      </w:pPr>
+      <w:r>
+        <w:drawing>
+          <wp:inline xmlns:a="http://schemas.openxmlformats.org/drawingml/2006/main" xmlns:pic="http://schemas.openxmlformats.org/drawingml/2006/picture">
+            <wp:extent cx="5120640" cy="3874497"/>
+            <wp:docPr id="5" name="Picture 5"/>
+            <wp:cNvGraphicFramePr>
+              <a:graphicFrameLocks noChangeAspect="1"/>
+            </wp:cNvGraphicFramePr>
+            <a:graphic>
+              <a:graphicData uri="http://schemas.openxmlformats.org/drawingml/2006/picture">
+                <pic:pic>
+                  <pic:nvPicPr>
+                    <pic:cNvPr id="0" name="fig_us_timeofday.png"/>
+                    <pic:cNvPicPr/>
+                  </pic:nvPicPr>
+                  <pic:blipFill>
+                    <a:blip r:embed="rId13"/>
+                    <a:stretch>
+                      <a:fillRect/>
+                    </a:stretch>
+                  </pic:blipFill>
+                  <pic:spPr>
+                    <a:xfrm>
+                      <a:off x="0" y="0"/>
+                      <a:ext cx="5120640" cy="3874497"/>
+                    </a:xfrm>
+                    <a:prstGeom prst="rect"/>
+                  </pic:spPr>
+                </pic:pic>
+              </a:graphicData>
+            </a:graphic>
+          </wp:inline>
+        </w:drawing>
+      </w:r>
+    </w:p>
+    <w:p>
+      <w:pPr>
+        <w:spacing w:before="280"/>
+      </w:pPr>
+      <w:r>
+        <w:rPr>
+          <w:b/>
+        </w:rPr>
+        <w:t xml:space="preserve">Figure 5. </w:t>
+      </w:r>
+      <w:r>
+        <w:t>United States same-day rate ratio of crash death for a +9 °C anomaly by crash hour of day. The excess is largest for crashes in the hottest part of the day (12-17 h) and weakest in the cool morning (06-11 h).</w:t>
+      </w:r>
+    </w:p>
+    <w:p/>
     <w:p>
       <w:pPr>
         <w:spacing w:after="120" w:line="480" w:lineRule="auto"/>
@@ -1464,61 +1464,6 @@
       </w:r>
       <w:r>
         <w:t>United States estimated net heat-attributable crash deaths per year, 2016-2022.</w:t>
-      </w:r>
-    </w:p>
-    <w:p/>
-    <w:p/>
-    <w:p>
-      <w:pPr>
-        <w:jc w:val="center"/>
-      </w:pPr>
-      <w:r>
-        <w:drawing>
-          <wp:inline xmlns:a="http://schemas.openxmlformats.org/drawingml/2006/main" xmlns:pic="http://schemas.openxmlformats.org/drawingml/2006/picture">
-            <wp:extent cx="5120640" cy="3889368"/>
-            <wp:docPr id="7" name="Picture 7"/>
-            <wp:cNvGraphicFramePr>
-              <a:graphicFrameLocks noChangeAspect="1"/>
-            </wp:cNvGraphicFramePr>
-            <a:graphic>
-              <a:graphicData uri="http://schemas.openxmlformats.org/drawingml/2006/picture">
-                <pic:pic>
-                  <pic:nvPicPr>
-                    <pic:cNvPr id="0" name="fig5_hidden_vs_official.png"/>
-                    <pic:cNvPicPr/>
-                  </pic:nvPicPr>
-                  <pic:blipFill>
-                    <a:blip r:embed="rId15"/>
-                    <a:stretch>
-                      <a:fillRect/>
-                    </a:stretch>
-                  </pic:blipFill>
-                  <pic:spPr>
-                    <a:xfrm>
-                      <a:off x="0" y="0"/>
-                      <a:ext cx="5120640" cy="3889368"/>
-                    </a:xfrm>
-                    <a:prstGeom prst="rect"/>
-                  </pic:spPr>
-                </pic:pic>
-              </a:graphicData>
-            </a:graphic>
-          </wp:inline>
-        </w:drawing>
-      </w:r>
-    </w:p>
-    <w:p>
-      <w:pPr>
-        <w:spacing w:before="280"/>
-      </w:pPr>
-      <w:r>
-        <w:rPr>
-          <w:b/>
-        </w:rPr>
-        <w:t xml:space="preserve">Figure 7. </w:t>
-      </w:r>
-      <w:r>
-        <w:t>United States comparison of estimated net heat-attributable crash deaths per year with officially recorded direct-heat deaths (ICD-10 X30) from CDC WONDER.</w:t>
       </w:r>
     </w:p>
     <w:p/>
@@ -1641,6 +1586,61 @@
         </w:tc>
       </w:tr>
     </w:tbl>
+    <w:p/>
+    <w:p/>
+    <w:p>
+      <w:pPr>
+        <w:jc w:val="center"/>
+      </w:pPr>
+      <w:r>
+        <w:drawing>
+          <wp:inline xmlns:a="http://schemas.openxmlformats.org/drawingml/2006/main" xmlns:pic="http://schemas.openxmlformats.org/drawingml/2006/picture">
+            <wp:extent cx="5120640" cy="3889368"/>
+            <wp:docPr id="7" name="Picture 7"/>
+            <wp:cNvGraphicFramePr>
+              <a:graphicFrameLocks noChangeAspect="1"/>
+            </wp:cNvGraphicFramePr>
+            <a:graphic>
+              <a:graphicData uri="http://schemas.openxmlformats.org/drawingml/2006/picture">
+                <pic:pic>
+                  <pic:nvPicPr>
+                    <pic:cNvPr id="0" name="fig5_hidden_vs_official.png"/>
+                    <pic:cNvPicPr/>
+                  </pic:nvPicPr>
+                  <pic:blipFill>
+                    <a:blip r:embed="rId15"/>
+                    <a:stretch>
+                      <a:fillRect/>
+                    </a:stretch>
+                  </pic:blipFill>
+                  <pic:spPr>
+                    <a:xfrm>
+                      <a:off x="0" y="0"/>
+                      <a:ext cx="5120640" cy="3889368"/>
+                    </a:xfrm>
+                    <a:prstGeom prst="rect"/>
+                  </pic:spPr>
+                </pic:pic>
+              </a:graphicData>
+            </a:graphic>
+          </wp:inline>
+        </w:drawing>
+      </w:r>
+    </w:p>
+    <w:p>
+      <w:pPr>
+        <w:spacing w:before="280"/>
+      </w:pPr>
+      <w:r>
+        <w:rPr>
+          <w:b/>
+        </w:rPr>
+        <w:t xml:space="preserve">Figure 7. </w:t>
+      </w:r>
+      <w:r>
+        <w:t>United States comparison of estimated net heat-attributable crash deaths per year with officially recorded direct-heat deaths (ICD-10 X30) from CDC WONDER.</w:t>
+      </w:r>
+    </w:p>
     <w:p/>
     <w:p>
       <w:pPr>

--- a/heat_accidents_mortality/output/manuscript/heat_crash_mortality_aap.docx
+++ b/heat_accidents_mortality/output/manuscript/heat_crash_mortality_aap.docx
@@ -51,7 +51,7 @@
         <w:spacing w:after="120" w:line="480" w:lineRule="auto"/>
       </w:pPr>
       <w:r>
-        <w:t>Ambient heat is an established risk factor for mortality, and heat waves are increasing. Because driving continues in heat, some fatal crashes may involve heat-related impairment or undiagnosed heat illness that goes unrecorded. We estimated the population-level traffic-crash mortality burden of these under-recognised effects in the USA and Japan. We fitted quasi-Poisson distributed-lag models of the local seasonal temperature anomaly to state-day (USA) and prefecture-day (Japan) panels, adjusting for spatial, seasonal, trend and day-of-week terms. Data were FARS (2016-2022), Japanese NPA accident open data (2019-2024) and GHCN-Daily temperature. In the USA (270,497 crash deaths), a +9°C anomaly was associated with higher same-day crash mortality, RR 1.165 (95% CI 1.134-1.196), essentially unchanged after adjusting for driving activity (RR 1.162). The excess was larger for open-air users (motorcyclists RR 2.141, pedestrians RR 1.213) than vehicle occupants (RR 1.050). Net heat-attributable deaths were 513 per year (1.33%), similar to 527 recorded direct-heat deaths (ICD-10 X30); +1 to +3°C warming projected 339-983 additional deaths per year. An exploratory Japan comparison (11,576 deaths) found the data too sparse for a precise estimate. Unusually hot days are associated with an acute excess of US traffic-crash deaths comparable to all recorded direct-heat mortality, concentrated in heat-exposed road users and projected to grow with warming. This is consistent with an under-recognised heat contribution, but the study cannot establish heat illness in any individual crash and the open-air gradient may partly reflect weather-related activity. The findings suggest heat-aware road safety and climate adaptation planning could address an uncounted burden.</w:t>
+        <w:t>Ambient heat is an established risk factor for mortality, and heat waves are increasing. Because driving continues in heat, some fatal crashes may involve heat-related impairment or unrecorded heat illness. We estimated the US traffic-crash mortality burden and explored the same question in Japan. We fitted quasi-Poisson distributed-lag models of the local seasonal temperature anomaly to state-day (USA) and prefecture-day (Japan) panels, adjusting for spatial, seasonal, trend and day-of-week terms. Data were FARS (2016-2022), Japanese NPA accident open data (2019-2024) and GHCN-Daily temperature. In the USA (270,497 crash deaths), a +9°C anomaly was associated with higher same-day crash mortality, RR 1.165 (95% CI 1.134-1.196), and the association remained positive after adjustment for driving activity, RR 1.162 (95% CI 1.132-1.193). The excess was larger for open-air users (motorcyclists RR 2.141, pedestrians RR 1.213) than vehicle occupants (RR 1.050). Net heat-attributable deaths were 513 per year (1.33%), similar to 527 recorded direct-heat deaths (ICD-10 X30); +1 to +3°C warming projected 339-983 additional deaths per year. An exploratory Japan comparison (11,576 deaths) found the data too sparse for a precise estimate. Unusually hot days are associated with an acute excess of US crash deaths comparable to recorded direct-heat mortality, concentrated in heat-exposed road users and projected to grow with warming. This is consistent with an under-recognised heat contribution, but the study cannot establish heat illness in any individual crash and the open-air gradient may partly reflect weather-related activity. The findings suggest heat-aware road safety and climate adaptation planning could address an uncounted burden.</w:t>
       </w:r>
     </w:p>
     <w:p>
@@ -89,6 +89,13 @@
         <w:t xml:space="preserve"> [1,2].</w:t>
       </w:r>
       <w:r>
+        <w:t xml:space="preserve"> Recent syntheses also link higher ambient temperature to increased road traffic accidents and injuries</w:t>
+      </w:r>
+      <w:r>
+        <w:rPr/>
+        <w:t xml:space="preserve"> [3,4].</w:t>
+      </w:r>
+      <w:r>
         <w:t xml:space="preserve"> Occupational and driving activity do not stop during heat, so some fatal accidents plausibly involve heat-related impairment or overt heat illness. Traffic-crash deaths are of particular interest because decedents rarely undergo the post-mortem assessment that would identify a heat contribution, so any such contribution would be largely invisible in routine cause-of-death coding. We therefore ask whether days that are hotter than the local seasonal norm carry excess traffic-crash mortality, and how the magnitude compares with officially recorded direct-heat deaths. This is an ecological, population-level study whose aim is to gauge the potential societal burden of under-recognised heat illness—the deaths that would be missing from official heat statistics—rather than to diagnose heat illness in any individual crash. If population-level heat contributes to road deaths, heat-aware road safety messaging and occupational protections for outdoor riders and drivers could reduce a burden currently invisible to both heat-mortality and road-safety surveillance.</w:t>
       </w:r>
     </w:p>
@@ -109,21 +116,21 @@
       </w:r>
       <w:r>
         <w:rPr/>
-        <w:t xml:space="preserve"> [3]</w:t>
+        <w:t xml:space="preserve"> [5]</w:t>
       </w:r>
       <w:r>
         <w:t xml:space="preserve"> and by Japanese prefecture (NPA accident open data, 2019-2024)</w:t>
       </w:r>
       <w:r>
         <w:rPr/>
-        <w:t xml:space="preserve"> [4].</w:t>
+        <w:t xml:space="preserve"> [6].</w:t>
       </w:r>
       <w:r>
         <w:t xml:space="preserve"> Daily mean temperature was taken from GHCN-Daily stations</w:t>
       </w:r>
       <w:r>
         <w:rPr/>
-        <w:t xml:space="preserve"> [5]</w:t>
+        <w:t xml:space="preserve"> [7]</w:t>
       </w:r>
       <w:r>
         <w:t xml:space="preserve"> as the mean of TMAX and TMIN, aggregated to each spatial unit from its nearest reporting stations. For every unit we estimated a cyclic day-of-year climatology and defined the temperature anomaly as the observed temperature minus that climatology,</w:t>
@@ -222,7 +229,7 @@
       </w:r>
       <w:r>
         <w:rPr/>
-        <w:t xml:space="preserve"> [6]</w:t>
+        <w:t xml:space="preserve"> [8]</w:t>
       </w:r>
       <w:r>
         <w:t xml:space="preserve"> of the form</w:t>
@@ -372,31 +379,39 @@
       </w:r>
       <w:r>
         <w:rPr/>
-        <w:t xml:space="preserve"> [7]</w:t>
+        <w:t xml:space="preserve"> [9]</w:t>
       </w:r>
       <w:r>
         <w:t xml:space="preserve"> with Monte Carlo (MC) confidence intervals (CIs). As a sensitivity analysis for the US we added national vehicle-miles travelled (VMT)</w:t>
       </w:r>
       <w:r>
         <w:rPr/>
-        <w:t xml:space="preserve"> [8]</w:t>
+        <w:t xml:space="preserve"> [10]</w:t>
       </w:r>
       <w:r>
         <w:t xml:space="preserve"> and finished-motor-gasoline product supplied</w:t>
       </w:r>
       <w:r>
         <w:rPr/>
-        <w:t xml:space="preserve"> [9]</w:t>
+        <w:t xml:space="preserve"> [11]</w:t>
       </w:r>
       <w:r>
         <w:t xml:space="preserve"> as activity proxies. Officially recorded direct-heat deaths (International Classification of Diseases, 10th revision [ICD-10] code X30) were obtained from CDC WONDER</w:t>
       </w:r>
       <w:r>
         <w:rPr/>
-        <w:t xml:space="preserve"> [10].</w:t>
+        <w:t xml:space="preserve"> [12].</w:t>
       </w:r>
       <w:r>
-        <w:t xml:space="preserve"> In three further US analyses we (i) refitted the same-day model within crash-hour bands to test whether the excess concentrates in the hottest hours; (ii) refitted it by road-user type (vehicle occupant, motorcyclist, pedestrian, cyclist) and age band from FARS person records, as a mechanistic and vulnerability analysis; and (iii) projected the additional crash deaths under uniform warming scenarios of the daily temperature distribution (+1, +2, +3 °C), holding activity and baseline rates constant. All data are public and the full pipeline is reproducible from source (see Data availability). Reporting follows the Strengthening the Reporting of Observational Studies in Epidemiology (STROBE) guideline (checklist provided).</w:t>
+        <w:t xml:space="preserve"> We performed three further US analyses: (i) refitting the same-day model within crash-hour bands to test whether the excess concentrates in the hottest hours; (ii) refitting it by road-user type (vehicle occupant, motorcyclist, pedestrian, cyclist) and age band from FARS person records, as a mechanistic and vulnerability analysis; and (iii) projecting the additional crash deaths under uniform warming scenarios of the daily temperature distribution (+1, +2, +3 °C), holding activity and baseline rates constant. All data are public and the full pipeline is reproducible from source (see Data availability). Reporting follows the Strengthening the Reporting of Observational Studies in Epidemiology (STROBE) guideline (checklist provided).</w:t>
+      </w:r>
+    </w:p>
+    <w:p>
+      <w:pPr>
+        <w:spacing w:after="120" w:line="480" w:lineRule="auto"/>
+      </w:pPr>
+      <w:r>
+        <w:t>No ethics approval was required because the study used publicly available, aggregated and de-identified data with no individual patient records.</w:t>
       </w:r>
     </w:p>
     <w:p>
@@ -733,7 +748,7 @@
         <w:spacing w:after="120" w:line="480" w:lineRule="auto"/>
       </w:pPr>
       <w:r>
-        <w:t>The lag structure showed an acute same-day excess followed by a deficit at 1-3 days, RR 0.934 (0.902-0.967), consistent with short-term mortality displacement (harvesting) rather than pure addition of deaths (Fig. 3; Table 2). The same-day association was essentially unchanged after adjusting for national vehicle-miles travelled and gasoline supplied (RR 1.162, 95% CI 1.132-1.193), suggesting that day-to-day driving volume alone does not explain the effect.</w:t>
+        <w:t>The lag structure showed an acute same-day excess followed by a deficit at 1-3 days, RR 0.934 (0.902-0.967), consistent with short-term displacement (harvesting) rather than a net addition of deaths (Fig. 3; Table 2). The same-day association was essentially unchanged after adjusting for national vehicle-miles travelled and gasoline supplied (RR 1.162, 95% CI 1.132-1.193), suggesting that day-to-day driving volume alone does not explain the effect.</w:t>
       </w:r>
     </w:p>
     <w:p/>
@@ -787,7 +802,7 @@
         <w:t xml:space="preserve">Figure 3. </w:t>
       </w:r>
       <w:r>
-        <w:t>United States lag structure of the crash-death response to a +9 °C anomaly: an acute same-day excess followed by a 1-3 day deficit consistent with short-term mortality displacement.</w:t>
+        <w:t>United States lag structure of the crash-death response to a +9 °C anomaly: an acute same-day excess followed by a 1-3 day deficit consistent with short-term displacement (harvesting) rather than a net addition of deaths.</w:t>
       </w:r>
     </w:p>
     <w:p/>
@@ -996,7 +1011,7 @@
       </w:r>
       <w:r>
         <w:rPr/>
-        <w:t xml:space="preserve"> [11],</w:t>
+        <w:t xml:space="preserve"> [13],</w:t>
       </w:r>
       <w:r>
         <w:t xml:space="preserve"> though it could also partly reflect greater discretionary open-air travel (motorcycling, cycling, walking) on hotter-than-normal days, which our aggregate activity proxies do not capture by mode. Across age bands the excess was of similar size: age &lt;25 y RR 1.123 (1.059-1.191); 25-64 y RR 1.177 (1.140-1.216); 65+ y RR 1.167 (1.104-1.234) (Table 3), giving no clear age gradient. Second, the excess was largest for crashes in the hottest part of the day (12-17 h), RR 1.212 (1.155-1.272), and weakest in the cool morning (06-11 h), RR 1.062 (1.000-1.127); the overnight band was also elevated (00-05 h), RR 1.179 (1.110-1.253), so the diurnal pattern is not a clean daytime-only gradient (Fig. 5). These road-user, age and time-of-day analyses are hypothesis-generating: they involve multiple unadjusted comparisons and are not individual-level tests of susceptibility or mechanism.</w:t>
@@ -1409,7 +1424,7 @@
         <w:spacing w:after="120" w:line="480" w:lineRule="auto"/>
       </w:pPr>
       <w:r>
-        <w:t>Net heat-attributable crash deaths were 513 per year (95% CI 410-615), an attributable fraction of 1.33% (Fig. 6; Table 4). This is of the same order as the 527 officially recorded direct-heat deaths per year (ICD-10 X30, 2016-2020; Fig. 7), so a heat contribution to road deaths on the scale of all recorded direct-heat mortality could go unrecorded in cause-of-death statistics.</w:t>
+        <w:t>Net heat-attributable crash deaths were 513 per year (95% CI 410-615), an attributable fraction of 1.33% (Fig. 6; Table 4). This is of the same order as the 527 officially recorded direct-heat deaths per year (ICD-10 X30, 2016-2020; Fig. 7), so a heat contribution to road deaths on the scale of recorded direct-heat mortality could go unrecorded in cause-of-death statistics.</w:t>
       </w:r>
     </w:p>
     <w:p/>
@@ -1651,7 +1666,7 @@
       </w:r>
       <w:r>
         <w:rPr/>
-        <w:t xml:space="preserve"> [12].</w:t>
+        <w:t xml:space="preserve"> [14].</w:t>
       </w:r>
       <w:r>
         <w:t xml:space="preserve"> A uniform +1 °C shift projected 339 additional US crash deaths per year (95% CI 250-428), rising to 983 (644-1356) at +3 °C (Fig. 8; Table 5). These are scenario projections, not observed quantities, and assume the anomaly response is stable under a warmer mean climate.</w:t>
@@ -1971,7 +1986,11 @@
         <w:spacing w:after="120" w:line="480" w:lineRule="auto"/>
       </w:pPr>
       <w:r>
-        <w:t>A +9 °C temperature anomaly was associated with a same-day rate ratio of 1.165 (95% CI 1.134-1.196) for US traffic-crash deaths, and the net annual heat-attributable burden was 513 deaths (95% CI 410-615), similar to the 527 officially recorded direct-heat deaths per year. This acute, same-day excess was not explained by aggregate driving activity, and the 1-3 day deficit indicates that part of the excess reflects short-term mortality displacement. These findings are consistent with heat-related impairment or under-recognised heat illness contributing to road deaths without appearing in cause-of-death data.</w:t>
+        <w:t>A +9 °C temperature anomaly was associated with a same-day rate ratio of 1.165 (95% CI 1.134-1.196) for US traffic-crash deaths, and the net annual heat-attributable burden was 513 deaths (95% CI 410-615), similar to the 527 officially recorded direct-heat deaths per year. This acute, same-day excess was not explained by aggregate driving activity, and the 1-3 day deficit indicates that part of the excess reflects short-term displacement (harvesting). These findings are consistent with heat-related impairment or under-recognised heat illness contributing to road deaths without appearing in cause-of-death data</w:t>
+      </w:r>
+      <w:r>
+        <w:rPr/>
+        <w:t xml:space="preserve"> [3,4].</w:t>
       </w:r>
     </w:p>
     <w:p>
@@ -1979,7 +1998,7 @@
         <w:spacing w:after="120" w:line="480" w:lineRule="auto"/>
       </w:pPr>
       <w:r>
-        <w:t>Two features of the data are consistent with a direct heat effect rather than confounding by overall driving volume. The excess was graded by bodily heat exposure—minimal for enclosed, frequently air-conditioned vehicle occupants but several-fold larger for motorcyclists, pedestrians and cyclists, who are directly exposed and often physically exerting—and it was largest in the hottest hours of the day. Both are as expected when heat degrades psychomotor and cognitive performance. These gradients are not proof of mechanism, however: open-air travel is itself weather-sensitive, so more motorcycling, cycling and walking on hotter-than-normal days could inflate the open-air estimates through greater exposure rather than physiology, and our activity proxies are national and not mode-specific. Applied to a warmer mean climate, the same exposure-response implies hundreds of additional US crash deaths per year per degree of warming; because these deaths would continue to be coded as ordinary crashes, the societal heat burden they represent would remain uncounted by heat-mortality surveillance.</w:t>
+        <w:t>Two features of the data are consistent with a direct heat effect rather than confounding by overall driving volume. The excess was graded by bodily heat exposure—minimal for enclosed, frequently air-conditioned vehicle occupants but several-fold larger for motorcyclists, pedestrians and cyclists, who are directly exposed and often physically exerting—and it was largest in the hottest hours of the day. Both patterns are consistent with heat degrading psychomotor and cognitive performance. These gradients are not proof of mechanism, however: open-air travel is itself weather-sensitive, so more motorcycling, cycling and walking on hotter-than-normal days could inflate the open-air estimates through greater exposure rather than physiology, and our activity proxies are national and not mode-specific. Applied to a warmer mean climate, the same exposure-response implies hundreds of additional US crash deaths per year per degree of warming; because these deaths would continue to be coded as ordinary crashes, the societal heat burden they represent would remain uncounted by heat-mortality surveillance.</w:t>
       </w:r>
     </w:p>
     <w:p>
@@ -2003,7 +2022,7 @@
         <w:spacing w:after="120" w:line="480" w:lineRule="auto"/>
       </w:pPr>
       <w:r>
-        <w:t>Several limitations apply. First, this is an ecological, population-level association: it cannot establish that heat caused illness in any specific crash, and FARS and NPA carry no post-mortem heat diagnosis. Second, activity adjustment used national, not daily state-level, proxies. Third, exposure is measured at the spatial-unit level and misclassifies individual exposure. Fourth, the Japanese analysis is underpowered and inconclusive; its shorter series, far smaller death counts and sparser GHCN-Daily coverage preclude a firm estimate, and we therefore do not pool the two countries. Fifth, the warming projection is a scenario calculation that holds driving activity, the vehicle fleet and behaviour fixed and assumes the anomaly response is stable under a warmer mean climate; it should be read as illustrative of magnitude, not as a forecast. Sixth, the road-user, age and time-of-day subgroup analyses are exploratory: they entail multiple comparisons without formal adjustment, and the open-air road-user gradient may in part reflect weather-related differences in activity rather than physiology. Finally, inference rests on a quasi-Poisson dispersion adjustment; residual serial correlation could still understate uncertainty. These findings should motivate, but cannot replace, individual-level studies linking crash decedents to ambient heat and, where available, post-mortem findings.</w:t>
+        <w:t>Several limitations apply. First, this is an ecological, population-level association: it cannot establish that heat caused illness in any specific crash, and FARS and NPA carry no post-mortem heat diagnosis. Second, activity adjustment used national, not daily state-level, proxies. Third, exposure is measured at the spatial-unit level and misclassifies individual exposure. Fourth, the Japanese analysis is underpowered and inconclusive; its shorter series, far smaller death counts and sparser GHCN-Daily coverage preclude a firm estimate, and we therefore do not pool the two countries. Fifth, the warming projection is a scenario calculation that holds driving activity, the vehicle fleet and behaviour fixed and assumes the anomaly response is stable under a warmer mean climate; it should be read as illustrative of magnitude, not as a forecast. Sixth, the road-user, age and time-of-day subgroup analyses are exploratory: they entail multiple comparisons without formal adjustment, and the open-air road-user gradient may in part reflect weather-related differences in activity rather than physiology. Finally, we used a quasi-Poisson dispersion parameter but did not model residual serial correlation explicitly, which could affect confidence intervals. These findings should motivate, but cannot replace, individual-level studies linking crash decedents to ambient heat and, where available, post-mortem findings.</w:t>
       </w:r>
     </w:p>
     <w:p>
@@ -2019,7 +2038,7 @@
         <w:spacing w:after="120" w:line="480" w:lineRule="auto"/>
       </w:pPr>
       <w:r>
-        <w:t>Unusually hot days are associated with an acute, same-day excess of US traffic-crash mortality comparable to all recorded direct-heat deaths, supporting the plausibility of an under-recognised heat contribution to road deaths. The findings suggest heat-aware road safety and climate adaptation planning could reduce an uncounted burden, although the Japanese data are too sparse for a firm conclusion and individual-level mechanistic evidence is still needed.</w:t>
+        <w:t>Unusually hot days are associated with an acute, same-day excess of US traffic-crash mortality comparable to recorded direct-heat deaths, supporting the plausibility of an under-recognised heat contribution to road deaths. The findings suggest heat-aware road safety and climate adaptation planning could reduce an uncounted burden, although the Japanese data are too sparse for a firm conclusion and individual-level mechanistic evidence is still needed.</w:t>
       </w:r>
     </w:p>
     <w:p>
@@ -2131,7 +2150,7 @@
         <w:spacing w:after="80"/>
       </w:pPr>
       <w:r>
-        <w:t>3. National Highway Traffic Safety Administration. Fatality Analysis Reporting System (FARS). US Department of Transportation. https://www.nhtsa.gov/research-data/fatality-analysis-reporting-system-fars</w:t>
+        <w:t>3. Liang M, Min M, Guo X, Song Q, Wang H, Li N, et al. The relationship between ambient temperatures and road traffic injuries: a systematic review and meta-analysis. Environ Sci Pollut Res 2022;29(33):50647-60.</w:t>
       </w:r>
     </w:p>
     <w:p>
@@ -2139,7 +2158,7 @@
         <w:spacing w:after="80"/>
       </w:pPr>
       <w:r>
-        <w:t>4. National Police Agency of Japan. Traffic accident statistics open data. https://www.npa.go.jp/publications/statistics/koutsuu/opendata/</w:t>
+        <w:t>4. Liang M, Zhao D, Wu Y, Ye P, Wang Y, Yao Z, et al. Short-term effects of ambient temperature and road traffic accident injuries in Dalian, Northern China: A distributed lag non-linear analysis. Accid Anal Prev 2021;153:106057.</w:t>
       </w:r>
     </w:p>
     <w:p>
@@ -2147,7 +2166,7 @@
         <w:spacing w:after="80"/>
       </w:pPr>
       <w:r>
-        <w:t>5. Menne MJ, Durre I, Vose RS, Gleason BE, Houston TG. An overview of the Global Historical Climatology Network-Daily database. J Atmos Ocean Technol 2012;29:897-910.</w:t>
+        <w:t>5. National Highway Traffic Safety Administration. Fatality Analysis Reporting System (FARS). US Department of Transportation. https://www.nhtsa.gov/research-data/fatality-analysis-reporting-system-fars</w:t>
       </w:r>
     </w:p>
     <w:p>
@@ -2155,7 +2174,7 @@
         <w:spacing w:after="80"/>
       </w:pPr>
       <w:r>
-        <w:t>6. Gasparrini A, Armstrong B, Kenward MG. Distributed lag non-linear models. Stat Med 2010;29:2224-34.</w:t>
+        <w:t>6. National Police Agency of Japan. Traffic accident statistics open data. https://www.npa.go.jp/publications/statistics/koutsuu/opendata/</w:t>
       </w:r>
     </w:p>
     <w:p>
@@ -2163,7 +2182,7 @@
         <w:spacing w:after="80"/>
       </w:pPr>
       <w:r>
-        <w:t>7. Gasparrini A, Leone M. Attributable risk from distributed lag models. BMC Med Res Methodol 2014;14:55.</w:t>
+        <w:t>7. Menne MJ, Durre I, Vose RS, Gleason BE, Houston TG. An overview of the Global Historical Climatology Network-Daily database. J Atmos Ocean Technol 2012;29:897-910.</w:t>
       </w:r>
     </w:p>
     <w:p>
@@ -2171,7 +2190,7 @@
         <w:spacing w:after="80"/>
       </w:pPr>
       <w:r>
-        <w:t>8. Federal Highway Administration. Traffic Volume Trends. https://www.fhwa.dot.gov/policyinformation/travel_monitoring/tvt.cfm</w:t>
+        <w:t>8. Gasparrini A, Armstrong B, Kenward MG. Distributed lag non-linear models. Stat Med 2010;29:2224-34.</w:t>
       </w:r>
     </w:p>
     <w:p>
@@ -2179,7 +2198,7 @@
         <w:spacing w:after="80"/>
       </w:pPr>
       <w:r>
-        <w:t>9. US Energy Information Administration. Weekly finished motor gasoline product supplied (PET.WGFUPUS2.W). https://www.eia.gov/</w:t>
+        <w:t>9. Gasparrini A, Leone M. Attributable risk from distributed lag models. BMC Med Res Methodol 2014;14:55.</w:t>
       </w:r>
     </w:p>
     <w:p>
@@ -2187,7 +2206,7 @@
         <w:spacing w:after="80"/>
       </w:pPr>
       <w:r>
-        <w:t>10. Centers for Disease Control and Prevention. CDC WONDER Underlying Cause of Death database. https://wonder.cdc.gov/</w:t>
+        <w:t>10. Federal Highway Administration. Traffic Volume Trends. https://www.fhwa.dot.gov/policyinformation/travel_monitoring/tvt.cfm</w:t>
       </w:r>
     </w:p>
     <w:p>
@@ -2195,7 +2214,7 @@
         <w:spacing w:after="80"/>
       </w:pPr>
       <w:r>
-        <w:t>11. Daanen HAM, van de Vliert E, Huang X. Driving performance in cold, warm, and thermoneutral environments. Appl Ergon 2003;34:597-602.</w:t>
+        <w:t>11. US Energy Information Administration. Weekly finished motor gasoline product supplied (PET.WGFUPUS2.W). https://www.eia.gov/</w:t>
       </w:r>
     </w:p>
     <w:p>
@@ -2203,7 +2222,23 @@
         <w:spacing w:after="80"/>
       </w:pPr>
       <w:r>
-        <w:t>12. IPCC. Climate Change 2021: The Physical Science Basis. Contribution of Working Group I to the Sixth Assessment Report of the Intergovernmental Panel on Climate Change. Cambridge: Cambridge University Press; 2021.</w:t>
+        <w:t>12. Centers for Disease Control and Prevention. CDC WONDER Underlying Cause of Death database. https://wonder.cdc.gov/</w:t>
+      </w:r>
+    </w:p>
+    <w:p>
+      <w:pPr>
+        <w:spacing w:after="80"/>
+      </w:pPr>
+      <w:r>
+        <w:t>13. Daanen HAM, van de Vliert E, Huang X. Driving performance in cold, warm, and thermoneutral environments. Appl Ergon 2003;34:597-602.</w:t>
+      </w:r>
+    </w:p>
+    <w:p>
+      <w:pPr>
+        <w:spacing w:after="80"/>
+      </w:pPr>
+      <w:r>
+        <w:t>14. IPCC. Climate Change 2021: The Physical Science Basis. Contribution of Working Group I to the Sixth Assessment Report of the Intergovernmental Panel on Climate Change. Cambridge: Cambridge University Press; 2021.</w:t>
       </w:r>
     </w:p>
     <w:sectPr>

--- a/heat_accidents_mortality/output/manuscript/heat_crash_mortality_aap.docx
+++ b/heat_accidents_mortality/output/manuscript/heat_crash_mortality_aap.docx
@@ -11,7 +11,7 @@
           <w:b/>
           <w:sz w:val="28"/>
         </w:rPr>
-        <w:t>Ambient heat as an under-recognised risk factor for US traffic-crash mortality: a distributed-lag analysis with an exploratory Japan comparison</w:t>
+        <w:t>Ambient heat as an under-recognised risk factor for US traffic-crash mortality: a distributed-lag analysis with road-safety implications</w:t>
       </w:r>
     </w:p>
     <w:p>
@@ -2014,7 +2014,7 @@
         <w:spacing w:after="120" w:line="480" w:lineRule="auto"/>
       </w:pPr>
       <w:r>
-        <w:t>These results point to practical implications for road safety and climate adaptation. Because the same-day excess was largest among open-air road users and in the hottest hours, heat warnings and travel advice could be targeted at motorcyclists, cyclists, pedestrians and outdoor delivery riders during hot periods. Road safety agencies typically classify fatal crashes by driver error, vehicle failure or road conditions; the possibility that ambient heat impairs psychomotor or cognitive performance is rarely considered. Integrating temperature forecasts into crash-prevention messaging and ensuring heat-health plans reach outdoor workers and commuters could reduce a burden that is currently invisible to both heat-mortality and road-safety surveillance, though intervention studies are needed to test whether such heat-aware measures reduce crash risk.</w:t>
+        <w:t>These results point to practical implications for road safety and climate adaptation. Because the same-day excess was largest among open-air road users and in the hottest hours, heat warnings and travel advice could be targeted at motorcyclists, cyclists, pedestrians and outdoor delivery riders during hot periods. Road safety agencies typically classify fatal crashes by driver error, vehicle failure or road conditions; the possibility that ambient heat impairs psychomotor or cognitive performance is rarely considered. Integrating temperature forecasts into crash-prevention messaging and ensuring heat-health plans reach outdoor workers and commuters is consistent with a Safe System approach to environmental risk and could reduce a burden that is currently invisible to both heat-mortality and road-safety surveillance, though intervention studies are needed to test whether such heat-aware measures reduce crash risk.</w:t>
       </w:r>
     </w:p>
     <w:p>

--- a/heat_accidents_mortality/output/manuscript/heat_crash_mortality_aap.docx
+++ b/heat_accidents_mortality/output/manuscript/heat_crash_mortality_aap.docx
@@ -82,7 +82,7 @@
         <w:spacing w:after="120" w:line="480" w:lineRule="auto"/>
       </w:pPr>
       <w:r>
-        <w:t>Heat waves are becoming more frequent under climate change, and ambient heat is an established driver of mortality</w:t>
+        <w:t>Road traffic crashes are a leading cause of preventable death, and climate change is adding a heat-related layer of risk. Heat waves are becoming more frequent, and ambient heat is an established driver of mortality</w:t>
       </w:r>
       <w:r>
         <w:rPr/>

--- a/heat_accidents_mortality/output/manuscript/heat_crash_mortality_aap.docx
+++ b/heat_accidents_mortality/output/manuscript/heat_crash_mortality_aap.docx
@@ -1007,14 +1007,14 @@
         <w:spacing w:after="120" w:line="480" w:lineRule="auto"/>
       </w:pPr>
       <w:r>
-        <w:t>Two exploratory analyses were consistent with a heat mechanism, although neither can exclude residual confounding. First, the same-day excess differed by road-user exposure (Fig. 4; Table 3): the effect was small for enclosed, often air-conditioned, vehicle occupants, RR 1.050 (1.016-1.085), but larger for open-air users—motorcyclists, RR 2.141 (2.000-2.292); pedestrians, RR 1.213 (1.145-1.286); and cyclists, RR 1.237 (1.032-1.484)—a gradient consistent with direct bodily heat exposure and physical exertion</w:t>
+        <w:t>Two exploratory analyses were consistent with a heat mechanism, although neither can exclude residual confounding. First, the same-day excess differed by road-user exposure (Fig. 4; Table 3). The effect was small for enclosed, often air-conditioned vehicle occupants, RR 1.050 (1.016-1.085), but much larger for open-air users: motorcyclists, RR 2.141 (2.000-2.292); pedestrians, RR 1.213 (1.145-1.286); and cyclists, RR 1.237 (1.032-1.484), a pattern consistent with direct bodily heat exposure and physical exertion</w:t>
       </w:r>
       <w:r>
         <w:rPr/>
-        <w:t xml:space="preserve"> [13],</w:t>
+        <w:t xml:space="preserve"> [13].</w:t>
       </w:r>
       <w:r>
-        <w:t xml:space="preserve"> though it could also partly reflect greater discretionary open-air travel (motorcycling, cycling, walking) on hotter-than-normal days, which our aggregate activity proxies do not capture by mode. Across age bands the excess was of similar size: age &lt;25 y RR 1.123 (1.059-1.191); 25-64 y RR 1.177 (1.140-1.216); 65+ y RR 1.167 (1.104-1.234) (Table 3), giving no clear age gradient. Second, the excess was largest for crashes in the hottest part of the day (12-17 h), RR 1.212 (1.155-1.272), and weakest in the cool morning (06-11 h), RR 1.062 (1.000-1.127); the overnight band was also elevated (00-05 h), RR 1.179 (1.110-1.253), so the diurnal pattern is not a clean daytime-only gradient (Fig. 5). These road-user, age and time-of-day analyses are hypothesis-generating: they involve multiple unadjusted comparisons and are not individual-level tests of susceptibility or mechanism.</w:t>
+        <w:t xml:space="preserve"> This gradient could also partly reflect greater discretionary open-air travel (motorcycling, cycling, walking) on hotter-than-normal days, which our aggregate activity proxies do not capture by mode. Across age bands the excess was similar: age &lt;25 y RR 1.123 (1.059-1.191); 25-64 y RR 1.177 (1.140-1.216); 65+ y RR 1.167 (1.104-1.234) (Table 3), giving no clear age gradient. Second, the excess was largest for crashes in the hottest part of the day (12-17 h), RR 1.212 (1.155-1.272), and weakest in the cool morning (06-11 h), RR 1.062 (1.000-1.127); the overnight band was also elevated (00-05 h), RR 1.179 (1.110-1.253), so the diurnal pattern is not a clean daytime-only gradient (Fig. 5). These subgroup analyses are hypothesis-generating: they involve multiple unadjusted comparisons and are not individual-level tests of susceptibility or mechanism.</w:t>
       </w:r>
     </w:p>
     <w:p/>
@@ -1998,7 +1998,7 @@
         <w:spacing w:after="120" w:line="480" w:lineRule="auto"/>
       </w:pPr>
       <w:r>
-        <w:t>Two features of the data are consistent with a direct heat effect rather than confounding by overall driving volume. The excess was graded by bodily heat exposure—minimal for enclosed, frequently air-conditioned vehicle occupants but several-fold larger for motorcyclists, pedestrians and cyclists, who are directly exposed and often physically exerting—and it was largest in the hottest hours of the day. Both patterns are consistent with heat degrading psychomotor and cognitive performance. These gradients are not proof of mechanism, however: open-air travel is itself weather-sensitive, so more motorcycling, cycling and walking on hotter-than-normal days could inflate the open-air estimates through greater exposure rather than physiology, and our activity proxies are national and not mode-specific. Applied to a warmer mean climate, the same exposure-response implies hundreds of additional US crash deaths per year per degree of warming; because these deaths would continue to be coded as ordinary crashes, the societal heat burden they represent would remain uncounted by heat-mortality surveillance.</w:t>
+        <w:t>Two features of the data argue against confounding by overall driving volume and are consistent with a direct heat effect. The excess rose with direct heat exposure: it was small for enclosed, often air-conditioned vehicle occupants but several-fold larger for motorcyclists, pedestrians and cyclists, who are directly exposed and often physically exerting. It was also largest in the hottest hours of the day. Both patterns are consistent with heat degrading psychomotor and cognitive performance. These gradients are not proof of mechanism, however: open-air travel is itself weather-sensitive, so more motorcycling, cycling and walking on hotter-than-normal days could inflate the open-air estimates through greater exposure rather than physiology, and our activity proxies are national and not mode-specific. Applied to a warmer mean climate, the same exposure-response implies hundreds of additional US crash deaths per year per degree of warming; because these deaths would continue to be coded as ordinary crashes, the societal heat burden they represent would remain uncounted by heat-mortality surveillance.</w:t>
       </w:r>
     </w:p>
     <w:p>

--- a/heat_accidents_mortality/output/manuscript/heat_crash_mortality_aap.docx
+++ b/heat_accidents_mortality/output/manuscript/heat_crash_mortality_aap.docx
@@ -19,7 +19,7 @@
         <w:jc w:val="center"/>
       </w:pPr>
       <w:r>
-        <w:t>[PLACEHOLDER author list — Given-name Family-name, degrees; ... — replace before submission]</w:t>
+        <w:t>Tatsuki Onishi</w:t>
       </w:r>
     </w:p>
     <w:p>
@@ -27,7 +27,7 @@
         <w:jc w:val="center"/>
       </w:pPr>
       <w:r>
-        <w:t>[PLACEHOLDER affiliations, numbered to authors]</w:t>
+        <w:t>Data Science and AI Innovation Research Promotion Center, Shiga University of Medical Science, Seta Tsukinowa-cho, Otsu, Shiga 520-2192, Japan</w:t>
       </w:r>
     </w:p>
     <w:p>
@@ -35,7 +35,7 @@
         <w:jc w:val="center"/>
       </w:pPr>
       <w:r>
-        <w:t>Correspondence to: [PLACEHOLDER corresponding author, address, email, ORCID]</w:t>
+        <w:t>Correspondence to: Tatsuki Onishi, Data Science and AI Innovation Research Promotion Center, Shiga University of Medical Science, Seta Tsukinowa-cho, Otsu, Shiga 520-2192, Japan. E-mail: bougtoir@gmail.com. ORCID: [iD to be added]</w:t>
       </w:r>
     </w:p>
     <w:p>
@@ -2054,7 +2054,7 @@
         <w:spacing w:after="120" w:line="480" w:lineRule="auto"/>
       </w:pPr>
       <w:r>
-        <w:t>[PLACEHOLDER — replace before submission.] All authors contributed to the study design, data analysis, interpretation and drafting, and approved the final manuscript. [Specify each author's contribution and who verified the underlying data.]</w:t>
+        <w:t>Tatsuki Onishi conceived the study, performed the analysis, drafted the manuscript, and approved the final version. The author had full access to all data and verified the reported results.</w:t>
       </w:r>
     </w:p>
     <w:p>
@@ -2070,7 +2070,7 @@
         <w:spacing w:after="120" w:line="480" w:lineRule="auto"/>
       </w:pPr>
       <w:r>
-        <w:t>[PLACEHOLDER — replace before submission.] We declare no competing interests.</w:t>
+        <w:t>We declare no competing interests.</w:t>
       </w:r>
     </w:p>
     <w:p>
@@ -2086,7 +2086,7 @@
         <w:spacing w:after="120" w:line="480" w:lineRule="auto"/>
       </w:pPr>
       <w:r>
-        <w:t>[PLACEHOLDER — replace before submission.] There was no specific funding for this study. The corresponding author had full access to all the data and had final responsibility for the decision to submit for publication.</w:t>
+        <w:t>There was no specific funding for this study. The corresponding author had full access to all the data and had final responsibility for the decision to submit for publication.</w:t>
       </w:r>
     </w:p>
     <w:p>
@@ -2102,7 +2102,7 @@
         <w:spacing w:after="120" w:line="480" w:lineRule="auto"/>
       </w:pPr>
       <w:r>
-        <w:t>[PLACEHOLDER — confirm and adapt before submission.] Generative AI assistance was used to help develop analysis code and draft text; all methods, results and interpretations were verified by the authors, who take full responsibility for the content.</w:t>
+        <w:t>During the preparation of this work the author used generative artificial intelligence tools to assist with code development and manuscript drafting. After using these tools, the author reviewed and edited the content and takes full responsibility for the published content.</w:t>
       </w:r>
     </w:p>
     <w:p>
